--- a/docs/report-final.docx
+++ b/docs/report-final.docx
@@ -97,7 +97,7 @@
     </w:p>
     <w:p>
       <w:r>
-        <w:t>开发方式：Agent 在 Linux 中实际编写和验证；报告如实保留协助说明与功能边界。</w:t>
+        <w:t>开发方式：我采用Agent协助开发，在报告中说明实现原理、验证结果与功能边界。</w:t>
       </w:r>
     </w:p>
     <w:p>
@@ -120,7 +120,7 @@
     </w:p>
     <w:p>
       <w:r>
-        <w:t>本项目按照教师允许的 Agent 开发方式完成。用户提供指导书与要求，Agent 在 Linux 中实际开发和测试。本报告不声称学生独立编写、已在 Mac 本机运行 Linux Shell，或已经完成个人终端截图。</w:t>
+        <w:t>本实验中，我提供指导书与要求，采用Agent协助编写代码、执行Linux测试并整理材料。我负责上传仓库和提供GitHub运行产物，结合源码与日志整理关键原理。Linux测试和终端截图来自开发环境及GitHub运行环境。</w:t>
       </w:r>
     </w:p>
     <w:p>
@@ -156,7 +156,7 @@
     </w:p>
     <w:p>
       <w:r>
-        <w:t>最初的受限执行视图没有 /tmp、/proc，且 ptrace 被禁止；最终复验在允许这些能力的 Linux 环境执行。两种视图的版本信息与权限差异均留有记录。用户使用 Mac，但不是本项目的 Linux 测试平台，也没有通过未提供的 SSH 连接操作用户虚拟机。</w:t>
+        <w:t>最初的受限执行视图没有 /tmp、/proc，且 ptrace 被禁止；最终复验在允许这些能力的 Linux 环境执行。两种视图的版本信息与权限差异均留有记录。我使用Mac，但不是本项目的 Linux 测试平台，也没有通过未提供的 SSH 连接操作我的虚拟机。</w:t>
       </w:r>
     </w:p>
     <w:p>
@@ -367,7 +367,7 @@
     </w:p>
     <w:p>
       <w:r>
-        <w:t>本报告说明设计原理和实际结果，不代替学生本人的理解或现场讲解。完整 AI/Agent 交互导出仍需从当前聊天界面取得，process.md 只是摘要。GitHub 远程发布尚待账号连接，没有虚构仓库 URL。代码和报告可交付，不等于上述提交附件已全部就绪。</w:t>
+        <w:t>我重点理解进程关系与文件描述符流向，并用测试和日志验证。项目已上传GitHub，后续复验见报告末页。已有交互文档和补充文本，但部分开发对话仍缺失；过程摘要不能替代完整会话。</w:t>
       </w:r>
     </w:p>
     <w:p>
@@ -8924,7 +8924,7 @@
     </w:p>
     <w:p>
       <w:r>
-        <w:t>完整聊天导出与 GitHub 远程地址尚未取得；详见 docs/AGENT_DISCLOSURE.md 和 docs/GITHUB_SUBMISSION.md。本报告不将这些待办写成已完成。</w:t>
+        <w:t>我已上传GitHub仓库并保存后续运行产物，具体结果见报告末页。交互材料已附Word与补充TXT，但部分开发对话仍有缺失。</w:t>
       </w:r>
     </w:p>
     <w:p>
@@ -9772,7 +9772,7 @@
         <w:spacing w:after="200"/>
       </w:pPr>
       <w:r>
-        <w:t>Shell的核心工作是组织进程和文件描述符。命令行经过解析后，内部命令由解释器处理，外部命令由子进程加载执行。将这几层分开，才能判断一个问题发生在语法解析、命令实现，还是操作系统接口调用阶段。</w:t>
+        <w:t>我对Shell的理解是：它负责解析命令、组织进程和连接文件描述符。输入一条命令后，需要先判断它是内部命令还是外部程序，再决定怎样执行。我认为把解析、执行和文件描述符处理分开，能更清楚地定位问题，也能把代码与操作系统原理对应起来。</w:t>
       </w:r>
     </w:p>
     <w:p>
@@ -9780,7 +9780,7 @@
         <w:spacing w:after="200"/>
       </w:pPr>
       <w:r>
-        <w:t>cd最能说明进程状态的作用。当前工作目录属于进程，子进程调用chdir只会改变自己，不能反过来修改父Shell。因此普通cd必须在主进程执行；外部命令则通过fork创建子进程，再由execvp替换程序映像。exec成功不返回原调用点，父进程用waitpid等待并回收。管道里的cd运行在子进程，不影响父Shell，是隔离语义的结果。</w:t>
+        <w:t>我用cd来理解父子进程的区别。当前工作目录属于进程，子进程调用chdir不能修改父Shell的目录，所以普通cd必须在主进程执行。外部命令则先fork，再由子进程execvp加载程序；exec成功后替换程序映像，不会回到原来的调用点。父进程继续作为Shell存在，并用waitpid等待和回收子进程。管道里的cd只影响子进程，这与普通cd的执行位置不同。</w:t>
       </w:r>
     </w:p>
     <w:p>
@@ -9788,7 +9788,7 @@
         <w:spacing w:after="200"/>
       </w:pPr>
       <w:r>
-        <w:t>重定向改变的是命令使用的文件描述符。0、1、2分别约定为标准输入、标准输出和标准错误。执行echo hello &gt; out.txt时，open打开文件，dup2把它连接到1，后续标准输出才会进入文件。内部命令执行后还要刷新缓冲并恢复原来的描述符，否则后续命令可能继续写入该文件。strace的-o选项只是指定跟踪日志，不能作为Shell已实现重定向的证明。</w:t>
+        <w:t>我理解的重定向，是改变命令实际使用的输入或输出通道。0、1、2分别是标准输入、标准输出和标准错误。echo hello &gt; out.txt通过open打开文件，再用dup2让描述符1指向它，后续输出才会写入文件。主进程执行内部命令后，还需要刷新缓冲并恢复原描述符。我特别区分了这与strace -o的用途：后者保存跟踪日志，不能证明Shell实现了I/O重定向。</w:t>
       </w:r>
     </w:p>
     <w:p>
@@ -9796,7 +9796,7 @@
         <w:spacing w:after="200"/>
       </w:pPr>
       <w:r>
-        <w:t>管道不仅要连接左右两端，还要处理并发和端点生命周期。左命令的输出接写端，右命令的输入接读端；若先等待左端结束再启动右端，数据量较大时可能因缓冲区写满而死锁。父子进程必须关闭不需要的端点，否则读端可能一直等不到EOF。因此十万行数据和读端提前退出的测试，比只运行一次短命令更能检验实现。</w:t>
+        <w:t>管道让我关注到并发和文件描述符的生命周期。pipe提供读端和写端，分别连接右命令的输入与左命令的输出。若先等待左端结束才启动右端，大量输出可能填满缓冲区而阻塞。无用端点也必须关闭，否则读端可能等不到EOF。因此我认为，项目中的十万行数据和读端提前退出测试，比只看一条短管道的结果更有说服力。</w:t>
       </w:r>
     </w:p>
     <w:p>
@@ -9804,7 +9804,7 @@
         <w:spacing w:after="200"/>
       </w:pPr>
       <w:r>
-        <w:t>环境变量和系统调用跟踪也需要结合实现理解。execvp依据PATH搜索不带斜杠的命令名；HOME用于无参cd和本项目支持的独立参数展开。C接口名称与内核调用名称不一定相同，例如open可能显示为openat，fork显示为clone，waitpid显示为wait4。分析strace应结合PID、参数、返回值和上下文，不能只看日志里是否出现某个单词。</w:t>
+        <w:t>对于环境变量，我理解PATH决定execvp如何搜索不带斜杠的外部命令；HOME用于无参cd，以及本项目支持的独立参数展开。分析strace时，我会结合PID、参数和返回值判断行为。C库接口与内核调用不一定同名，例如open可能对应openat，fork对应clone，waitpid对应wait4，不能因为名称不同就判断功能没有执行。</w:t>
       </w:r>
     </w:p>
     <w:p>
@@ -9812,7 +9812,7 @@
         <w:spacing w:after="200"/>
       </w:pPr>
       <w:r>
-        <w:t>本实验的验证过程说明，程序输出、退出码、文件内容和系统调用证据需要互相印证。开发环境曾限制/proc和ptrace，后来提供的GitHub运行结果完成了完整测试和真实跟踪；两类记录应保留并区分。Agent可以协助实现和整理材料，但理解代码仍需要能够解释这些行为。报告只申报已经实现并有测试证据的功能，对引号、通配符、多级管道及完整作业控制等未实现内容明确说明边界。</w:t>
+        <w:t>我认为验收应同时检查输出、退出码、文件内容和系统调用记录。开发阶段受限环境中的失败与后续GitHub成功复验属于不同运行，应分别保留。我采用Agent协助开发，并通过代码、测试与日志梳理这些原理。报告中的功能范围以实际证据为准；引号、通配符、多级管道和完整作业控制尚未实现，不能当作已有功能申报。</w:t>
       </w:r>
     </w:p>
     <w:p>
@@ -9833,7 +9833,7 @@
         <w:rPr>
           <w:sz w:val="19"/>
         </w:rPr>
-        <w:t>更新依据为用户提供的os1.zip内linux-terminal-evidence.zip。该次截图记录时间为2026年10月7日04:59 UTC。前文保留开发阶段及受限环境的历史结果，本页记录后续成功复验，不将历史失败改写为成功。</w:t>
+        <w:t>我将GitHub运行产物保存在os1.zip内的linux-terminal-evidence.zip中，作为本次更新依据。该次截图记录时间为2026年10月7日04:59 UTC。前文保留开发阶段及受限环境的历史结果，本页记录后续成功复验，不将历史失败改写为成功。</w:t>
       </w:r>
     </w:p>
     <w:p>
@@ -9857,7 +9857,7 @@
         <w:rPr>
           <w:sz w:val="19"/>
         </w:rPr>
-        <w:t>仓库：https://github.com/wwwfirstsleep/os-2026-lab 。读取时仓库中的Shell源码、Makefile及两份主要测试脚本与本地版本一致。本次修订报告仍需用户上传替换，不能据此声称新版文件已在远程。</w:t>
+        <w:t>我的项目仓库为https://github.com/wwwfirstsleep/os-2026-lab 。核对时，仓库中的Shell源码、Makefile及两份主要测试脚本与开发版本一致。本次仅修订文档叙述，已有测试证据对应的代码未作修改。</w:t>
       </w:r>
     </w:p>
     <w:p>
@@ -9865,7 +9865,7 @@
         <w:rPr>
           <w:sz w:val="19"/>
         </w:rPr>
-        <w:t>用户提供的交互记录已随项目保存，但文档从初始要求跳到后期连接和上传说明，缺少部分开发交互，尚不能认定为完整会话。仍需补齐遗漏及本次后续对话。</w:t>
+        <w:t>我已保存交互记录Word和补充TXT，但中间开发对话仍有缺失，尚未形成完整会话记录。已有材料能说明部分交流过程，缺失的记录仍需要补齐。</w:t>
       </w:r>
     </w:p>
     <w:p>
@@ -9873,7 +9873,7 @@
         <w:keepNext/>
       </w:pPr>
       <w:r>
-        <w:t>图15 用户提供的GitHub完整复验成功截图</w:t>
+        <w:t>图15 GitHub完整复验成功结果</w:t>
       </w:r>
     </w:p>
     <w:p>
